--- a/项目文档/概要设计说明书.docx
+++ b/项目文档/概要设计说明书.docx
@@ -611,7 +611,7 @@
                 <w:rFonts w:ascii="宋体" w:hAnsi="宋体" w:eastAsia="宋体"/>
                 <w:sz w:val="18"/>
               </w:rPr>
-              <w:t>2026-06-26</w:t>
+              <w:t>2026-06-24</w:t>
             </w:r>
           </w:p>
         </w:tc>
@@ -955,7 +955,7 @@
                 <w:rFonts w:ascii="宋体" w:hAnsi="宋体" w:eastAsia="宋体"/>
                 <w:sz w:val="18"/>
               </w:rPr>
-              <w:t>REST API、权限校验、参数校验</w:t>
+              <w:t>REST API、参数校验、统一错误响应</w:t>
             </w:r>
           </w:p>
         </w:tc>
@@ -999,7 +999,7 @@
                 <w:rFonts w:ascii="宋体" w:hAnsi="宋体" w:eastAsia="宋体"/>
                 <w:sz w:val="18"/>
               </w:rPr>
-              <w:t>采集、清洗、分析、配置、用户管理</w:t>
+              <w:t>采集、清洗、分析、配置、报表</w:t>
             </w:r>
           </w:p>
         </w:tc>
@@ -1306,7 +1306,7 @@
                 <w:rFonts w:ascii="宋体" w:hAnsi="宋体" w:eastAsia="宋体"/>
                 <w:sz w:val="18"/>
               </w:rPr>
-              <w:t>用户管理与配置模块</w:t>
+              <w:t>配置管理与审计扩展模块</w:t>
             </w:r>
           </w:p>
         </w:tc>
@@ -1320,7 +1320,7 @@
                 <w:rFonts w:ascii="宋体" w:hAnsi="宋体" w:eastAsia="宋体"/>
                 <w:sz w:val="18"/>
               </w:rPr>
-              <w:t>负责账号、角色、数据源配置、阈值配置和审计日志。</w:t>
+              <w:t>负责数据源配置、阈值配置、审计日志，并预留账号权限扩展。</w:t>
             </w:r>
           </w:p>
         </w:tc>
@@ -1350,7 +1350,7 @@
           <w:rFonts w:ascii="宋体" w:hAnsi="宋体" w:eastAsia="宋体"/>
           <w:sz w:val="20"/>
         </w:rPr>
-        <w:t>接口采用 REST 风格，统一前缀为 /api/v1。所有需要登录的接口通过令牌识别用户身份，并返回统一响应结构：code、message、data、trace_id。</w:t>
+        <w:t>接口采用 REST 风格，统一前缀为 /api/v1。当前演示版本重点实现参数校验、400/404 错误区分和 CORS 支持，登录令牌和权限拦截作为后续扩展。</w:t>
       </w:r>
     </w:p>
     <w:p>
@@ -1697,7 +1697,7 @@
                 <w:rFonts w:ascii="宋体" w:hAnsi="宋体" w:eastAsia="宋体"/>
                 <w:sz w:val="18"/>
               </w:rPr>
-              <w:t>{source_id,mode,time_range}</w:t>
+              <w:t>{source_id}</w:t>
             </w:r>
           </w:p>
         </w:tc>
@@ -1711,7 +1711,7 @@
                 <w:rFonts w:ascii="宋体" w:hAnsi="宋体" w:eastAsia="宋体"/>
                 <w:sz w:val="18"/>
               </w:rPr>
-              <w:t>{task_id,status}</w:t>
+              <w:t>{id,status,success_count,failed_count}</w:t>
             </w:r>
           </w:p>
         </w:tc>
@@ -1725,7 +1725,7 @@
                 <w:rFonts w:ascii="宋体" w:hAnsi="宋体" w:eastAsia="宋体"/>
                 <w:sz w:val="18"/>
               </w:rPr>
-              <w:t>管理员</w:t>
+              <w:t>演示用户</w:t>
             </w:r>
           </w:p>
         </w:tc>
@@ -1869,7 +1869,7 @@
                 <w:rFonts w:ascii="宋体" w:hAnsi="宋体" w:eastAsia="宋体"/>
                 <w:sz w:val="18"/>
               </w:rPr>
-              <w:t>keyword,source_id,start,end,tags,page,size</w:t>
+              <w:t>keyword,source_id,limit</w:t>
             </w:r>
           </w:p>
         </w:tc>
@@ -1897,7 +1897,7 @@
                 <w:rFonts w:ascii="宋体" w:hAnsi="宋体" w:eastAsia="宋体"/>
                 <w:sz w:val="18"/>
               </w:rPr>
-              <w:t>全部登录用户</w:t>
+              <w:t>演示用户</w:t>
             </w:r>
           </w:p>
         </w:tc>
@@ -1969,7 +1969,7 @@
                 <w:rFonts w:ascii="宋体" w:hAnsi="宋体" w:eastAsia="宋体"/>
                 <w:sz w:val="18"/>
               </w:rPr>
-              <w:t>{raw_item,clean_item,topics}</w:t>
+              <w:t>{id,raw_id,title,content,keywords,quality_score}</w:t>
             </w:r>
           </w:p>
         </w:tc>
@@ -1983,7 +1983,7 @@
                 <w:rFonts w:ascii="宋体" w:hAnsi="宋体" w:eastAsia="宋体"/>
                 <w:sz w:val="18"/>
               </w:rPr>
-              <w:t>全部登录用户</w:t>
+              <w:t>演示用户</w:t>
             </w:r>
           </w:p>
         </w:tc>
@@ -2041,7 +2041,7 @@
                 <w:rFonts w:ascii="宋体" w:hAnsi="宋体" w:eastAsia="宋体"/>
                 <w:sz w:val="18"/>
               </w:rPr>
-              <w:t>period,source_id,limit</w:t>
+              <w:t>source_id,limit</w:t>
             </w:r>
           </w:p>
         </w:tc>
@@ -2055,7 +2055,7 @@
                 <w:rFonts w:ascii="宋体" w:hAnsi="宋体" w:eastAsia="宋体"/>
                 <w:sz w:val="18"/>
               </w:rPr>
-              <w:t>{topics,period}</w:t>
+              <w:t>{items,total}</w:t>
             </w:r>
           </w:p>
         </w:tc>
@@ -2069,7 +2069,7 @@
                 <w:rFonts w:ascii="宋体" w:hAnsi="宋体" w:eastAsia="宋体"/>
                 <w:sz w:val="18"/>
               </w:rPr>
-              <w:t>分析员</w:t>
+              <w:t>演示用户</w:t>
             </w:r>
           </w:p>
         </w:tc>
@@ -2127,7 +2127,7 @@
                 <w:rFonts w:ascii="宋体" w:hAnsi="宋体" w:eastAsia="宋体"/>
                 <w:sz w:val="18"/>
               </w:rPr>
-              <w:t>topic,start,end</w:t>
+              <w:t>topic</w:t>
             </w:r>
           </w:p>
         </w:tc>
@@ -2141,7 +2141,7 @@
                 <w:rFonts w:ascii="宋体" w:hAnsi="宋体" w:eastAsia="宋体"/>
                 <w:sz w:val="18"/>
               </w:rPr>
-              <w:t>{series,related_items,keywords}</w:t>
+              <w:t>{topic,series,related_items}</w:t>
             </w:r>
           </w:p>
         </w:tc>
@@ -2155,7 +2155,93 @@
                 <w:rFonts w:ascii="宋体" w:hAnsi="宋体" w:eastAsia="宋体"/>
                 <w:sz w:val="18"/>
               </w:rPr>
-              <w:t>分析员</w:t>
+              <w:t>演示用户</w:t>
+            </w:r>
+          </w:p>
+        </w:tc>
+      </w:tr>
+      <w:tr>
+        <w:tc>
+          <w:tcPr>
+            <w:tcW w:type="dxa" w:w="1549"/>
+          </w:tcPr>
+          <w:p>
+            <w:r>
+              <w:rPr>
+                <w:rFonts w:ascii="宋体" w:hAnsi="宋体" w:eastAsia="宋体"/>
+                <w:sz w:val="18"/>
+              </w:rPr>
+              <w:t>GET</w:t>
+            </w:r>
+          </w:p>
+        </w:tc>
+        <w:tc>
+          <w:tcPr>
+            <w:tcW w:type="dxa" w:w="1549"/>
+          </w:tcPr>
+          <w:p>
+            <w:r>
+              <w:rPr>
+                <w:rFonts w:ascii="宋体" w:hAnsi="宋体" w:eastAsia="宋体"/>
+                <w:sz w:val="18"/>
+              </w:rPr>
+              <w:t>/api/v1/reports</w:t>
+            </w:r>
+          </w:p>
+        </w:tc>
+        <w:tc>
+          <w:tcPr>
+            <w:tcW w:type="dxa" w:w="1549"/>
+          </w:tcPr>
+          <w:p>
+            <w:r>
+              <w:rPr>
+                <w:rFonts w:ascii="宋体" w:hAnsi="宋体" w:eastAsia="宋体"/>
+                <w:sz w:val="18"/>
+              </w:rPr>
+              <w:t>查询报表记录</w:t>
+            </w:r>
+          </w:p>
+        </w:tc>
+        <w:tc>
+          <w:tcPr>
+            <w:tcW w:type="dxa" w:w="1549"/>
+          </w:tcPr>
+          <w:p>
+            <w:r>
+              <w:rPr>
+                <w:rFonts w:ascii="宋体" w:hAnsi="宋体" w:eastAsia="宋体"/>
+                <w:sz w:val="18"/>
+              </w:rPr>
+              <w:t>无</w:t>
+            </w:r>
+          </w:p>
+        </w:tc>
+        <w:tc>
+          <w:tcPr>
+            <w:tcW w:type="dxa" w:w="1549"/>
+          </w:tcPr>
+          <w:p>
+            <w:r>
+              <w:rPr>
+                <w:rFonts w:ascii="宋体" w:hAnsi="宋体" w:eastAsia="宋体"/>
+                <w:sz w:val="18"/>
+              </w:rPr>
+              <w:t>{items,total}</w:t>
+            </w:r>
+          </w:p>
+        </w:tc>
+        <w:tc>
+          <w:tcPr>
+            <w:tcW w:type="dxa" w:w="1549"/>
+          </w:tcPr>
+          <w:p>
+            <w:r>
+              <w:rPr>
+                <w:rFonts w:ascii="宋体" w:hAnsi="宋体" w:eastAsia="宋体"/>
+                <w:sz w:val="18"/>
+              </w:rPr>
+              <w:t>演示用户</w:t>
             </w:r>
           </w:p>
         </w:tc>
@@ -2213,7 +2299,7 @@
                 <w:rFonts w:ascii="宋体" w:hAnsi="宋体" w:eastAsia="宋体"/>
                 <w:sz w:val="18"/>
               </w:rPr>
-              <w:t>{period,filters,format}</w:t>
+              <w:t>{report_type,format,generated_by}</w:t>
             </w:r>
           </w:p>
         </w:tc>
@@ -2227,7 +2313,7 @@
                 <w:rFonts w:ascii="宋体" w:hAnsi="宋体" w:eastAsia="宋体"/>
                 <w:sz w:val="18"/>
               </w:rPr>
-              <w:t>{report_id,file_url}</w:t>
+              <w:t>{id,report_name,download_url}</w:t>
             </w:r>
           </w:p>
         </w:tc>
@@ -2241,7 +2327,93 @@
                 <w:rFonts w:ascii="宋体" w:hAnsi="宋体" w:eastAsia="宋体"/>
                 <w:sz w:val="18"/>
               </w:rPr>
-              <w:t>分析员</w:t>
+              <w:t>演示用户</w:t>
+            </w:r>
+          </w:p>
+        </w:tc>
+      </w:tr>
+      <w:tr>
+        <w:tc>
+          <w:tcPr>
+            <w:tcW w:type="dxa" w:w="1549"/>
+          </w:tcPr>
+          <w:p>
+            <w:r>
+              <w:rPr>
+                <w:rFonts w:ascii="宋体" w:hAnsi="宋体" w:eastAsia="宋体"/>
+                <w:sz w:val="18"/>
+              </w:rPr>
+              <w:t>GET</w:t>
+            </w:r>
+          </w:p>
+        </w:tc>
+        <w:tc>
+          <w:tcPr>
+            <w:tcW w:type="dxa" w:w="1549"/>
+          </w:tcPr>
+          <w:p>
+            <w:r>
+              <w:rPr>
+                <w:rFonts w:ascii="宋体" w:hAnsi="宋体" w:eastAsia="宋体"/>
+                <w:sz w:val="18"/>
+              </w:rPr>
+              <w:t>/api/v1/reports/{report_id}/download</w:t>
+            </w:r>
+          </w:p>
+        </w:tc>
+        <w:tc>
+          <w:tcPr>
+            <w:tcW w:type="dxa" w:w="1549"/>
+          </w:tcPr>
+          <w:p>
+            <w:r>
+              <w:rPr>
+                <w:rFonts w:ascii="宋体" w:hAnsi="宋体" w:eastAsia="宋体"/>
+                <w:sz w:val="18"/>
+              </w:rPr>
+              <w:t>下载报表文件</w:t>
+            </w:r>
+          </w:p>
+        </w:tc>
+        <w:tc>
+          <w:tcPr>
+            <w:tcW w:type="dxa" w:w="1549"/>
+          </w:tcPr>
+          <w:p>
+            <w:r>
+              <w:rPr>
+                <w:rFonts w:ascii="宋体" w:hAnsi="宋体" w:eastAsia="宋体"/>
+                <w:sz w:val="18"/>
+              </w:rPr>
+              <w:t>report_id</w:t>
+            </w:r>
+          </w:p>
+        </w:tc>
+        <w:tc>
+          <w:tcPr>
+            <w:tcW w:type="dxa" w:w="1549"/>
+          </w:tcPr>
+          <w:p>
+            <w:r>
+              <w:rPr>
+                <w:rFonts w:ascii="宋体" w:hAnsi="宋体" w:eastAsia="宋体"/>
+                <w:sz w:val="18"/>
+              </w:rPr>
+              <w:t>xlsx/pdf 文件流</w:t>
+            </w:r>
+          </w:p>
+        </w:tc>
+        <w:tc>
+          <w:tcPr>
+            <w:tcW w:type="dxa" w:w="1549"/>
+          </w:tcPr>
+          <w:p>
+            <w:r>
+              <w:rPr>
+                <w:rFonts w:ascii="宋体" w:hAnsi="宋体" w:eastAsia="宋体"/>
+                <w:sz w:val="18"/>
+              </w:rPr>
+              <w:t>演示用户</w:t>
             </w:r>
           </w:p>
         </w:tc>
@@ -2461,7 +2633,7 @@
           <w:b/>
           <w:sz w:val="28"/>
         </w:rPr>
-        <w:t>8 安全与权限设计</w:t>
+        <w:t>8 安全与后续权限设计</w:t>
       </w:r>
     </w:p>
     <w:p>
@@ -2474,7 +2646,7 @@
           <w:rFonts w:ascii="宋体" w:hAnsi="宋体" w:eastAsia="宋体"/>
           <w:sz w:val="20"/>
         </w:rPr>
-        <w:t>关于安全与权限设计这部分，我们主要还是面向课程实践来做的。系统要能真正跑起来，不能光有文档没有代码。我们把采集、清洗、存储、分析、展示和管理拆成了六个独立模块，这样组员之间可以并行开发，互不耽误，最后再统一联调。</w:t>
+        <w:t>关于安全与后续权限设计这部分，我们主要还是面向课程实践来做的。系统要能真正跑起来，不能光有文档没有代码。我们把采集、清洗、存储、分析、展示和管理拆成了六个独立模块，这样组员之间可以并行开发，互不耽误，最后再统一联调。</w:t>
       </w:r>
     </w:p>
     <w:p>
@@ -2487,7 +2659,7 @@
           <w:rFonts w:ascii="宋体" w:hAnsi="宋体" w:eastAsia="宋体"/>
           <w:sz w:val="20"/>
         </w:rPr>
-        <w:t>做安全与权限设计的时候，大家注意每步的输入和输出都要留记录。需求不是写出来就完了，得能对应到设计、数据库和测试用例。不然答辩的时候老师说「你这个需求在哪实现了」，我们拿不出证据就很被动。</w:t>
+        <w:t>做安全与后续权限设计的时候，大家注意每步的输入和输出都要留记录。需求不是写出来就完了，得能对应到设计、数据库和测试用例。不然答辩的时候老师说「你这个需求在哪实现了」，我们拿不出证据就很被动。</w:t>
       </w:r>
     </w:p>
     <w:p>
@@ -2500,7 +2672,7 @@
           <w:rFonts w:ascii="宋体" w:hAnsi="宋体" w:eastAsia="宋体"/>
           <w:sz w:val="20"/>
         </w:rPr>
-        <w:t>安全与权限设计这边几个容易出问题的点：数据源说崩就崩、清洗规则各写各的、分析结果解释不清、前端和后端接口对不上、文档格式五花八门。我的想法是通过统一模板、阶段验收和评审会议来卡住这些风险，每个节点检查完再往下走。</w:t>
+        <w:t>安全与后续权限设计这边几个容易出问题的点：数据源说崩就崩、清洗规则各写各的、分析结果解释不清、前端和后端接口对不上、文档格式五花八门。我的想法是通过统一模板、阶段验收和评审会议来卡住这些风险，每个节点检查完再往下走。</w:t>
       </w:r>
     </w:p>
     <w:p>
@@ -2604,7 +2776,7 @@
           <w:rFonts w:ascii="宋体" w:hAnsi="宋体" w:eastAsia="宋体"/>
           <w:sz w:val="20"/>
         </w:rPr>
-        <w:t>错误码按模块划分：1000段表示认证和权限错误，2000段表示参数错误，3000段表示采集任务错误，4000段表示清洗和存储错误，5000段表示分析计算错误。前端根据错误码展示可理解提示，后端日志保存完整堆栈。</w:t>
+        <w:t>错误响应按场景划分：400 表示参数或请求体错误，404 表示资源不存在，500 表示服务端异常。前端根据错误信息展示可理解提示，后端保留必要日志便于排查。</w:t>
       </w:r>
     </w:p>
     <w:p>

--- a/项目文档/概要设计说明书.docx
+++ b/项目文档/概要设计说明书.docx
@@ -337,7 +337,7 @@
                 <w:rFonts w:ascii="宋体" w:hAnsi="宋体" w:eastAsia="宋体"/>
                 <w:sz w:val="20"/>
               </w:rPr>
-              <w:t>组长</w:t>
+              <w:t>罗元恒</w:t>
             </w:r>
           </w:p>
         </w:tc>
@@ -523,7 +523,7 @@
                 <w:rFonts w:ascii="宋体" w:hAnsi="宋体" w:eastAsia="宋体"/>
                 <w:sz w:val="18"/>
               </w:rPr>
-              <w:t>组长</w:t>
+              <w:t>罗元恒</w:t>
             </w:r>
           </w:p>
         </w:tc>
@@ -581,7 +581,7 @@
                 <w:rFonts w:ascii="宋体" w:hAnsi="宋体" w:eastAsia="宋体"/>
                 <w:sz w:val="18"/>
               </w:rPr>
-              <w:t>组长</w:t>
+              <w:t>罗元恒</w:t>
             </w:r>
           </w:p>
         </w:tc>
@@ -639,7 +639,7 @@
                 <w:rFonts w:ascii="宋体" w:hAnsi="宋体" w:eastAsia="宋体"/>
                 <w:sz w:val="18"/>
               </w:rPr>
-              <w:t>组长</w:t>
+              <w:t>罗元恒</w:t>
             </w:r>
           </w:p>
         </w:tc>

--- a/项目文档/概要设计说明书.docx
+++ b/项目文档/概要设计说明书.docx
@@ -2,6 +2,8 @@
 <file path=word/document.xml><?xml version="1.0" encoding="utf-8"?>
 <w:document xmlns:wpc="http://schemas.microsoft.com/office/word/2010/wordprocessingCanvas" xmlns:mo="http://schemas.microsoft.com/office/mac/office/2008/main" xmlns:mc="http://schemas.openxmlformats.org/markup-compatibility/2006" xmlns:mv="urn:schemas-microsoft-com:mac:vml" xmlns:o="urn:schemas-microsoft-com:office:office" xmlns:r="http://schemas.openxmlformats.org/officeDocument/2006/relationships" xmlns:m="http://schemas.openxmlformats.org/officeDocument/2006/math" xmlns:v="urn:schemas-microsoft-com:vml" xmlns:wp14="http://schemas.microsoft.com/office/word/2010/wordprocessingDrawing" xmlns:wp="http://schemas.openxmlformats.org/drawingml/2006/wordprocessingDrawing" xmlns:w10="urn:schemas-microsoft-com:office:word" xmlns:w="http://schemas.openxmlformats.org/wordprocessingml/2006/main" xmlns:w14="http://schemas.microsoft.com/office/word/2010/wordml" xmlns:wpg="http://schemas.microsoft.com/office/word/2010/wordprocessingGroup" xmlns:wpi="http://schemas.microsoft.com/office/word/2010/wordprocessingInk" xmlns:wne="http://schemas.microsoft.com/office/word/2006/wordml" xmlns:wps="http://schemas.microsoft.com/office/word/2010/wordprocessingShape" mc:Ignorable="w14 wp14">
   <w:body>
+    <w:p/>
+    <w:p/>
     <w:p/>
     <w:p/>
     <w:p/>
@@ -15,7 +17,20 @@
           <w:b/>
           <w:sz w:val="44"/>
         </w:rPr>
-        <w:t>信息收集整合系统</w:t>
+        <w:t>集思 · 信息收集整合系统</w:t>
+      </w:r>
+    </w:p>
+    <w:p>
+      <w:pPr>
+        <w:jc w:val="center"/>
+      </w:pPr>
+      <w:r>
+        <w:rPr>
+          <w:rFonts w:ascii="宋体" w:hAnsi="宋体" w:eastAsia="宋体"/>
+          <w:b w:val="0"/>
+          <w:sz w:val="28"/>
+        </w:rPr>
+        <w:t>Jisi InfoHub</w:t>
       </w:r>
     </w:p>
     <w:p>
@@ -31,348 +46,6 @@
         <w:t>概要设计说明书</w:t>
       </w:r>
     </w:p>
-    <w:p/>
-    <w:tbl>
-      <w:tblPr>
-        <w:tblStyle w:val="TableGrid"/>
-        <w:tblW w:type="auto" w:w="0"/>
-        <w:tblLook w:firstColumn="1" w:firstRow="1" w:lastColumn="0" w:lastRow="0" w:noHBand="0" w:noVBand="1" w:val="04A0"/>
-      </w:tblPr>
-      <w:tblGrid>
-        <w:gridCol w:w="4646"/>
-        <w:gridCol w:w="4646"/>
-      </w:tblGrid>
-      <w:tr>
-        <w:tc>
-          <w:tcPr>
-            <w:tcW w:type="dxa" w:w="4646"/>
-          </w:tcPr>
-          <w:p>
-            <w:r>
-              <w:rPr>
-                <w:rFonts w:ascii="宋体" w:hAnsi="宋体" w:eastAsia="宋体"/>
-                <w:sz w:val="20"/>
-              </w:rPr>
-              <w:t>文档编号</w:t>
-            </w:r>
-          </w:p>
-        </w:tc>
-        <w:tc>
-          <w:tcPr>
-            <w:tcW w:type="dxa" w:w="4646"/>
-          </w:tcPr>
-          <w:p>
-            <w:r>
-              <w:rPr>
-                <w:rFonts w:ascii="宋体" w:hAnsi="宋体" w:eastAsia="宋体"/>
-                <w:sz w:val="20"/>
-              </w:rPr>
-              <w:t>HLD-001</w:t>
-            </w:r>
-          </w:p>
-        </w:tc>
-      </w:tr>
-      <w:tr>
-        <w:tc>
-          <w:tcPr>
-            <w:tcW w:type="dxa" w:w="4646"/>
-          </w:tcPr>
-          <w:p>
-            <w:r>
-              <w:rPr>
-                <w:rFonts w:ascii="宋体" w:hAnsi="宋体" w:eastAsia="宋体"/>
-                <w:sz w:val="20"/>
-              </w:rPr>
-              <w:t>执行标准</w:t>
-            </w:r>
-          </w:p>
-        </w:tc>
-        <w:tc>
-          <w:tcPr>
-            <w:tcW w:type="dxa" w:w="4646"/>
-          </w:tcPr>
-          <w:p>
-            <w:r>
-              <w:rPr>
-                <w:rFonts w:ascii="宋体" w:hAnsi="宋体" w:eastAsia="宋体"/>
-                <w:sz w:val="20"/>
-              </w:rPr>
-              <w:t>GB8567——88</w:t>
-            </w:r>
-          </w:p>
-        </w:tc>
-      </w:tr>
-      <w:tr>
-        <w:tc>
-          <w:tcPr>
-            <w:tcW w:type="dxa" w:w="4646"/>
-          </w:tcPr>
-          <w:p>
-            <w:r>
-              <w:rPr>
-                <w:rFonts w:ascii="宋体" w:hAnsi="宋体" w:eastAsia="宋体"/>
-                <w:sz w:val="20"/>
-              </w:rPr>
-              <w:t>版本</w:t>
-            </w:r>
-          </w:p>
-        </w:tc>
-        <w:tc>
-          <w:tcPr>
-            <w:tcW w:type="dxa" w:w="4646"/>
-          </w:tcPr>
-          <w:p>
-            <w:r>
-              <w:rPr>
-                <w:rFonts w:ascii="宋体" w:hAnsi="宋体" w:eastAsia="宋体"/>
-                <w:sz w:val="20"/>
-              </w:rPr>
-              <w:t>V1.0</w:t>
-            </w:r>
-          </w:p>
-        </w:tc>
-      </w:tr>
-      <w:tr>
-        <w:tc>
-          <w:tcPr>
-            <w:tcW w:type="dxa" w:w="4646"/>
-          </w:tcPr>
-          <w:p>
-            <w:r>
-              <w:rPr>
-                <w:rFonts w:ascii="宋体" w:hAnsi="宋体" w:eastAsia="宋体"/>
-                <w:sz w:val="20"/>
-              </w:rPr>
-              <w:t>密级</w:t>
-            </w:r>
-          </w:p>
-        </w:tc>
-        <w:tc>
-          <w:tcPr>
-            <w:tcW w:type="dxa" w:w="4646"/>
-          </w:tcPr>
-          <w:p>
-            <w:r>
-              <w:rPr>
-                <w:rFonts w:ascii="宋体" w:hAnsi="宋体" w:eastAsia="宋体"/>
-                <w:sz w:val="20"/>
-              </w:rPr>
-              <w:t>内部</w:t>
-            </w:r>
-          </w:p>
-        </w:tc>
-      </w:tr>
-      <w:tr>
-        <w:tc>
-          <w:tcPr>
-            <w:tcW w:type="dxa" w:w="4646"/>
-          </w:tcPr>
-          <w:p>
-            <w:r>
-              <w:rPr>
-                <w:rFonts w:ascii="宋体" w:hAnsi="宋体" w:eastAsia="宋体"/>
-                <w:sz w:val="20"/>
-              </w:rPr>
-              <w:t>学校</w:t>
-            </w:r>
-          </w:p>
-        </w:tc>
-        <w:tc>
-          <w:tcPr>
-            <w:tcW w:type="dxa" w:w="4646"/>
-          </w:tcPr>
-          <w:p>
-            <w:r>
-              <w:rPr>
-                <w:rFonts w:ascii="宋体" w:hAnsi="宋体" w:eastAsia="宋体"/>
-                <w:sz w:val="20"/>
-              </w:rPr>
-              <w:t>【待填写】</w:t>
-            </w:r>
-          </w:p>
-        </w:tc>
-      </w:tr>
-      <w:tr>
-        <w:tc>
-          <w:tcPr>
-            <w:tcW w:type="dxa" w:w="4646"/>
-          </w:tcPr>
-          <w:p>
-            <w:r>
-              <w:rPr>
-                <w:rFonts w:ascii="宋体" w:hAnsi="宋体" w:eastAsia="宋体"/>
-                <w:sz w:val="20"/>
-              </w:rPr>
-              <w:t>课程</w:t>
-            </w:r>
-          </w:p>
-        </w:tc>
-        <w:tc>
-          <w:tcPr>
-            <w:tcW w:type="dxa" w:w="4646"/>
-          </w:tcPr>
-          <w:p>
-            <w:r>
-              <w:rPr>
-                <w:rFonts w:ascii="宋体" w:hAnsi="宋体" w:eastAsia="宋体"/>
-                <w:sz w:val="20"/>
-              </w:rPr>
-              <w:t>【待填写】</w:t>
-            </w:r>
-          </w:p>
-        </w:tc>
-      </w:tr>
-      <w:tr>
-        <w:tc>
-          <w:tcPr>
-            <w:tcW w:type="dxa" w:w="4646"/>
-          </w:tcPr>
-          <w:p>
-            <w:r>
-              <w:rPr>
-                <w:rFonts w:ascii="宋体" w:hAnsi="宋体" w:eastAsia="宋体"/>
-                <w:sz w:val="20"/>
-              </w:rPr>
-              <w:t>班级</w:t>
-            </w:r>
-          </w:p>
-        </w:tc>
-        <w:tc>
-          <w:tcPr>
-            <w:tcW w:type="dxa" w:w="4646"/>
-          </w:tcPr>
-          <w:p>
-            <w:r>
-              <w:rPr>
-                <w:rFonts w:ascii="宋体" w:hAnsi="宋体" w:eastAsia="宋体"/>
-                <w:sz w:val="20"/>
-              </w:rPr>
-              <w:t>【待填写】</w:t>
-            </w:r>
-          </w:p>
-        </w:tc>
-      </w:tr>
-      <w:tr>
-        <w:tc>
-          <w:tcPr>
-            <w:tcW w:type="dxa" w:w="4646"/>
-          </w:tcPr>
-          <w:p>
-            <w:r>
-              <w:rPr>
-                <w:rFonts w:ascii="宋体" w:hAnsi="宋体" w:eastAsia="宋体"/>
-                <w:sz w:val="20"/>
-              </w:rPr>
-              <w:t>学号</w:t>
-            </w:r>
-          </w:p>
-        </w:tc>
-        <w:tc>
-          <w:tcPr>
-            <w:tcW w:type="dxa" w:w="4646"/>
-          </w:tcPr>
-          <w:p>
-            <w:r>
-              <w:rPr>
-                <w:rFonts w:ascii="宋体" w:hAnsi="宋体" w:eastAsia="宋体"/>
-                <w:sz w:val="20"/>
-              </w:rPr>
-              <w:t>【待填写】</w:t>
-            </w:r>
-          </w:p>
-        </w:tc>
-      </w:tr>
-      <w:tr>
-        <w:tc>
-          <w:tcPr>
-            <w:tcW w:type="dxa" w:w="4646"/>
-          </w:tcPr>
-          <w:p>
-            <w:r>
-              <w:rPr>
-                <w:rFonts w:ascii="宋体" w:hAnsi="宋体" w:eastAsia="宋体"/>
-                <w:sz w:val="20"/>
-              </w:rPr>
-              <w:t>指导老师</w:t>
-            </w:r>
-          </w:p>
-        </w:tc>
-        <w:tc>
-          <w:tcPr>
-            <w:tcW w:type="dxa" w:w="4646"/>
-          </w:tcPr>
-          <w:p>
-            <w:r>
-              <w:rPr>
-                <w:rFonts w:ascii="宋体" w:hAnsi="宋体" w:eastAsia="宋体"/>
-                <w:sz w:val="20"/>
-              </w:rPr>
-              <w:t>【待填写】</w:t>
-            </w:r>
-          </w:p>
-        </w:tc>
-      </w:tr>
-      <w:tr>
-        <w:tc>
-          <w:tcPr>
-            <w:tcW w:type="dxa" w:w="4646"/>
-          </w:tcPr>
-          <w:p>
-            <w:r>
-              <w:rPr>
-                <w:rFonts w:ascii="宋体" w:hAnsi="宋体" w:eastAsia="宋体"/>
-                <w:sz w:val="20"/>
-              </w:rPr>
-              <w:t>编写人</w:t>
-            </w:r>
-          </w:p>
-        </w:tc>
-        <w:tc>
-          <w:tcPr>
-            <w:tcW w:type="dxa" w:w="4646"/>
-          </w:tcPr>
-          <w:p>
-            <w:r>
-              <w:rPr>
-                <w:rFonts w:ascii="宋体" w:hAnsi="宋体" w:eastAsia="宋体"/>
-                <w:sz w:val="20"/>
-              </w:rPr>
-              <w:t>罗元恒</w:t>
-            </w:r>
-          </w:p>
-        </w:tc>
-      </w:tr>
-      <w:tr>
-        <w:tc>
-          <w:tcPr>
-            <w:tcW w:type="dxa" w:w="4646"/>
-          </w:tcPr>
-          <w:p>
-            <w:r>
-              <w:rPr>
-                <w:rFonts w:ascii="宋体" w:hAnsi="宋体" w:eastAsia="宋体"/>
-                <w:sz w:val="20"/>
-              </w:rPr>
-              <w:t>编写日期</w:t>
-            </w:r>
-          </w:p>
-        </w:tc>
-        <w:tc>
-          <w:tcPr>
-            <w:tcW w:type="dxa" w:w="4646"/>
-          </w:tcPr>
-          <w:p>
-            <w:r>
-              <w:rPr>
-                <w:rFonts w:ascii="宋体" w:hAnsi="宋体" w:eastAsia="宋体"/>
-                <w:sz w:val="20"/>
-              </w:rPr>
-              <w:t>2026-06-13</w:t>
-            </w:r>
-          </w:p>
-        </w:tc>
-      </w:tr>
-    </w:tbl>
     <w:p>
       <w:pPr>
         <w:sectPr>
@@ -695,7 +368,7 @@
           <w:rFonts w:ascii="宋体" w:hAnsi="宋体" w:eastAsia="宋体"/>
           <w:sz w:val="20"/>
         </w:rPr>
-        <w:t>本文档说明信息收集整合系统的总体架构、模块结构、接口关系、数据流、关键处理流程和技术选型依据。</w:t>
+        <w:t>本文档说明集思 · 信息收集整合系统的总体架构、模块结构、接口关系、数据流、关键处理流程和技术选型依据。</w:t>
       </w:r>
     </w:p>
     <w:p>
